--- a/docs/AquaVigil_WA_Reference_Equipe_v1.3.docx
+++ b/docs/AquaVigil_WA_Reference_Equipe_v1.3.docx
@@ -2020,7 +2020,7 @@
           <w:sz w:val="26"/>
           <w:szCs w:val="26"/>
         </w:rPr>
-        <w:t xml:space="preserve">Membre 1 — Coordinateur Bioinformatique &amp; Chef de Projet</w:t>
+        <w:t>Membre 1 — Chef de Projet &amp; Chef de Projet</w:t>
       </w:r>
     </w:p>
     <w:p>
